--- a/curriculos/Curriculo 115-03/microcurriculos/I SEMESTRE/1155104_Fundamentos_Programacion.docx
+++ b/curriculos/Curriculo 115-03/microcurriculos/I SEMESTRE/1155104_Fundamentos_Programacion.docx
@@ -848,7 +848,7 @@
                 <w:szCs w:val="15"/>
                 <w:rtl w:val="0"/>
               </w:rPr>
-              <w:t xml:space="preserve">1150104</w:t>
+              <w:t xml:space="preserve">1155104</w:t>
             </w:r>
           </w:p>
         </w:tc>
@@ -2670,15 +2670,48 @@
             <w:r>
               <w:rPr>
                 <w:rFonts w:ascii="Arial" w:cs="Arial" w:eastAsia="Arial" w:hAnsi="Arial"/>
-                <w:color w:val="808080"/>
-                <w:rtl w:val="0"/>
-              </w:rPr>
-              <w:t xml:space="preserve">Haga clic o pulse aquí para escribir texto.</w:t>
-            </w:r>
-            <w:r>
-              <w:rPr>
-                <w:rtl w:val="0"/>
-              </w:rPr>
+                <w:sz w:val="18"/>
+                <w:szCs w:val="18"/>
+              </w:rPr>
+              <w:t>Fundamentos de Programación es el primer curso del área de programación del programa de Ingeniería de Sistemas y es prerrequisito de Programación Orientada a Objetos I y de Seminario Integrador I; sobre él se construyen después Programación Orientada a Objetos II, Estructura de Datos y, en general, todos los cursos en los que el estudiante desarrolla software. En este curso el estudiante aprende a pasar de un problema planteado en lenguaje natural a un algoritmo, y de ese algoritmo a un programa que se ejecuta en el computador, siguiendo una metodología de programación bajo el paradigma estructurado.</w:t>
+            </w:r>
+          </w:p>
+          <w:p>
+            <w:pPr>
+              <w:spacing w:before="120" w:lineRule="auto"/>
+              <w:jc w:val="both"/>
+              <w:rPr>
+                <w:rFonts w:ascii="Arial" w:cs="Arial" w:eastAsia="Arial" w:hAnsi="Arial"/>
+                <w:sz w:val="18"/>
+                <w:szCs w:val="18"/>
+              </w:rPr>
+            </w:pPr>
+            <w:r>
+              <w:rPr>
+                <w:rFonts w:ascii="Arial" w:cs="Arial" w:eastAsia="Arial" w:hAnsi="Arial"/>
+                <w:sz w:val="18"/>
+                <w:szCs w:val="18"/>
+              </w:rPr>
+              <w:t>El curso aporta a la competencia específica de resolución de problemas de ingeniería (CE1) y al resultado de aprendizaje RAP7, porque el estudiante analiza el problema, identifica los datos de entrada y de salida, compara alternativas de solución y las implementa con variables, tipos de datos, operadores, estructuras condicionales, estructuras iterativas y arreglos de una y de varias dimensiones. También aporta a la competencia genérica de aprendizaje continuo (CG2) y al RAP2, ya que el estudiante aprende a usar de forma autónoma un lenguaje de programación y un entorno integrado de desarrollo (IDE), una habilidad que necesitará durante toda la carrera y su vida profesional, en un campo donde los lenguajes y las herramientas cambian de forma permanente.</w:t>
+            </w:r>
+          </w:p>
+          <w:p>
+            <w:pPr>
+              <w:spacing w:before="120" w:lineRule="auto"/>
+              <w:jc w:val="both"/>
+              <w:rPr>
+                <w:rFonts w:ascii="Arial" w:cs="Arial" w:eastAsia="Arial" w:hAnsi="Arial"/>
+                <w:sz w:val="18"/>
+                <w:szCs w:val="18"/>
+              </w:rPr>
+            </w:pPr>
+            <w:r>
+              <w:rPr>
+                <w:rFonts w:ascii="Arial" w:cs="Arial" w:eastAsia="Arial" w:hAnsi="Arial"/>
+                <w:sz w:val="18"/>
+                <w:szCs w:val="18"/>
+              </w:rPr>
+              <w:t>En lo cognitivo, el curso desarrolla el pensamiento lógico, algorítmico y abstracto; en lo procedimental, la capacidad de diseñar, codificar, probar y depurar programas; en lo actitudinal, la disciplina, la persistencia frente al error y el trabajo en equipo; y como producto, programas que funcionan y resuelven problemas concretos. Sus fundamentos teóricos provienen de la lógica, la teoría de algoritmos y la programación estructurada (secuencia, selección e iteración), que son el punto de partida para comprender los demás paradigmas de programación y para la formación del ingeniero de sistemas como desarrollador de soluciones informáticas.</w:t>
             </w:r>
           </w:p>
         </w:tc>
